--- a/Xceed.Words.NET.Examples/Samples/Document/Output/AppendDocument.docx
+++ b/Xceed.Words.NET.Examples/Samples/Document/Output/AppendDocument.docx
@@ -1,6 +1,6 @@
 
 <file path=word/document.xml><?xml version="1.0" encoding="utf-8"?>
-<w:document xmlns:wpc="http://schemas.microsoft.com/office/word/2010/wordprocessingCanvas" xmlns:cx="http://schemas.microsoft.com/office/drawing/2014/chartex" xmlns:cx1="http://schemas.microsoft.com/office/drawing/2015/9/8/chartex" xmlns:cx2="http://schemas.microsoft.com/office/drawing/2015/10/21/chartex" xmlns:cx3="http://schemas.microsoft.com/office/drawing/2016/5/9/chartex" xmlns:cx4="http://schemas.microsoft.com/office/drawing/2016/5/10/chartex" xmlns:cx5="http://schemas.microsoft.com/office/drawing/2016/5/11/chartex" xmlns:cx6="http://schemas.microsoft.com/office/drawing/2016/5/12/chartex" xmlns:cx7="http://schemas.microsoft.com/office/drawing/2016/5/13/chartex" xmlns:cx8="http://schemas.microsoft.com/office/drawing/2016/5/14/chartex" xmlns:mc="http://schemas.openxmlformats.org/markup-compatibility/2006" xmlns:aink="http://schemas.microsoft.com/office/drawing/2016/ink" xmlns:am3d="http://schemas.microsoft.com/office/drawing/2017/model3d" xmlns:o="urn:schemas-microsoft-com:office:office" xmlns:r="http://schemas.openxmlformats.org/officeDocument/2006/relationships" xmlns:m="http://schemas.openxmlformats.org/officeDocument/2006/math" xmlns:v="urn:schemas-microsoft-com:vml" xmlns:wp14="http://schemas.microsoft.com/office/word/2010/wordprocessingDrawing" xmlns:wp="http://schemas.openxmlformats.org/drawingml/2006/wordprocessingDrawing" xmlns:w10="urn:schemas-microsoft-com:office:word" xmlns:w="http://schemas.openxmlformats.org/wordprocessingml/2006/main" xmlns:w14="http://schemas.microsoft.com/office/word/2010/wordml" xmlns:w15="http://schemas.microsoft.com/office/word/2012/wordml" xmlns:w16cex="http://schemas.microsoft.com/office/word/2018/wordml/cex" xmlns:w16cid="http://schemas.microsoft.com/office/word/2016/wordml/cid" xmlns:w16="http://schemas.microsoft.com/office/word/2018/wordml" xmlns:w16sdtdh="http://schemas.microsoft.com/office/word/2020/wordml/sdtdatahash" xmlns:w16se="http://schemas.microsoft.com/office/word/2015/wordml/symex" xmlns:wpg="http://schemas.microsoft.com/office/word/2010/wordprocessingGroup" xmlns:wpi="http://schemas.microsoft.com/office/word/2010/wordprocessingInk" xmlns:wne="http://schemas.microsoft.com/office/word/2006/wordml" xmlns:wps="http://schemas.microsoft.com/office/word/2010/wordprocessingShape" mc:Ignorable="w14 w15 w16se w16cid w16 w16cex w16sdtdh wp14">
+<w:document xmlns:wpc="http://schemas.microsoft.com/office/word/2010/wordprocessingCanvas" xmlns:cx="http://schemas.microsoft.com/office/drawing/2014/chartex" xmlns:cx1="http://schemas.microsoft.com/office/drawing/2015/9/8/chartex" xmlns:cx2="http://schemas.microsoft.com/office/drawing/2015/10/21/chartex" xmlns:cx3="http://schemas.microsoft.com/office/drawing/2016/5/9/chartex" xmlns:cx4="http://schemas.microsoft.com/office/drawing/2016/5/10/chartex" xmlns:cx5="http://schemas.microsoft.com/office/drawing/2016/5/11/chartex" xmlns:cx6="http://schemas.microsoft.com/office/drawing/2016/5/12/chartex" xmlns:cx7="http://schemas.microsoft.com/office/drawing/2016/5/13/chartex" xmlns:cx8="http://schemas.microsoft.com/office/drawing/2016/5/14/chartex" xmlns:mc="http://schemas.openxmlformats.org/markup-compatibility/2006" xmlns:aink="http://schemas.microsoft.com/office/drawing/2016/ink" xmlns:am3d="http://schemas.microsoft.com/office/drawing/2017/model3d" xmlns:o="urn:schemas-microsoft-com:office:office" xmlns:r="http://schemas.openxmlformats.org/officeDocument/2006/relationships" xmlns:m="http://schemas.openxmlformats.org/officeDocument/2006/math" xmlns:v="urn:schemas-microsoft-com:vml" xmlns:wp14="http://schemas.microsoft.com/office/word/2010/wordprocessingDrawing" xmlns:wp="http://schemas.openxmlformats.org/drawingml/2006/wordprocessingDrawing" xmlns:w10="urn:schemas-microsoft-com:office:word" xmlns:w="http://schemas.openxmlformats.org/wordprocessingml/2006/main" xmlns:w14="http://schemas.microsoft.com/office/word/2010/wordml" xmlns:w15="http://schemas.microsoft.com/office/word/2012/wordml" xmlns:w16cex="http://schemas.microsoft.com/office/word/2018/wordml/cex" xmlns:w16cid="http://schemas.microsoft.com/office/word/2016/wordml/cid" xmlns:w16="http://schemas.microsoft.com/office/word/2018/wordml" xmlns:w16sdtdh="http://schemas.microsoft.com/office/word/2020/wordml/sdtdatahash" xmlns:w16se="http://schemas.microsoft.com/office/word/2015/wordml/symex" xmlns:wpg="http://schemas.microsoft.com/office/word/2010/wordprocessingGroup" xmlns:wpi="http://schemas.microsoft.com/office/word/2010/wordprocessingInk" xmlns:wne="http://schemas.microsoft.com/office/word/2006/wordml" xmlns:wps="http://schemas.microsoft.com/office/word/2010/wordprocessingShape" xmlns:oel="http://schemas.microsoft.com/office/2019/extlst" xmlns:w16du="http://schemas.microsoft.com/office/word/2023/wordml/word16du" xmlns:w16sdtfl="http://schemas.microsoft.com/office/word/2024/wordml/sdtformatlock" mc:Ignorable="w14 w15 w16se w16cid w16 w16cex w16sdtdh wp14">
   <w:body>
     <w:p>
       <w:pPr>
@@ -706,6 +706,7 @@
           <w:lang w:val="en-CA"/>
         </w:rPr>
       </w:pPr>
+      <w:commentRangeStart w:id="0"/>
       <w:r>
         <w:rPr>
           <w:color w:val="FFFFFF" w:themeColor="background1"/>
@@ -715,6 +716,13 @@
           <w:lang w:val="en-CA"/>
         </w:rPr>
         <w:t>This is inserted document paragraph.</w:t>
+      </w:r>
+      <w:commentRangeEnd w:id="0"/>
+      <w:r>
+        <w:rPr>
+          <w:rStyle w:val="512449ef-ce69-4b25-a907-8c62a2644508"/>
+        </w:rPr>
+        <w:commentReference w:id="0"/>
       </w:r>
     </w:p>
     <w:p>
@@ -1018,6 +1026,45 @@
 </w:document>
 </file>
 
+<file path=word/comments.xml><?xml version="1.0" encoding="utf-8"?>
+<w:comments xmlns:wpc="http://schemas.microsoft.com/office/word/2010/wordprocessingCanvas" xmlns:cx="http://schemas.microsoft.com/office/drawing/2014/chartex" xmlns:cx1="http://schemas.microsoft.com/office/drawing/2015/9/8/chartex" xmlns:cx2="http://schemas.microsoft.com/office/drawing/2015/10/21/chartex" xmlns:cx3="http://schemas.microsoft.com/office/drawing/2016/5/9/chartex" xmlns:cx4="http://schemas.microsoft.com/office/drawing/2016/5/10/chartex" xmlns:cx5="http://schemas.microsoft.com/office/drawing/2016/5/11/chartex" xmlns:cx6="http://schemas.microsoft.com/office/drawing/2016/5/12/chartex" xmlns:cx7="http://schemas.microsoft.com/office/drawing/2016/5/13/chartex" xmlns:cx8="http://schemas.microsoft.com/office/drawing/2016/5/14/chartex" xmlns:mc="http://schemas.openxmlformats.org/markup-compatibility/2006" xmlns:aink="http://schemas.microsoft.com/office/drawing/2016/ink" xmlns:am3d="http://schemas.microsoft.com/office/drawing/2017/model3d" xmlns:o="urn:schemas-microsoft-com:office:office" xmlns:oel="http://schemas.microsoft.com/office/2019/extlst" xmlns:r="http://schemas.openxmlformats.org/officeDocument/2006/relationships" xmlns:m="http://schemas.openxmlformats.org/officeDocument/2006/math" xmlns:v="urn:schemas-microsoft-com:vml" xmlns:wp14="http://schemas.microsoft.com/office/word/2010/wordprocessingDrawing" xmlns:wp="http://schemas.openxmlformats.org/drawingml/2006/wordprocessingDrawing" xmlns:w10="urn:schemas-microsoft-com:office:word" xmlns:w="http://schemas.openxmlformats.org/wordprocessingml/2006/main" xmlns:w14="http://schemas.microsoft.com/office/word/2010/wordml" xmlns:w15="http://schemas.microsoft.com/office/word/2012/wordml" xmlns:w16cex="http://schemas.microsoft.com/office/word/2018/wordml/cex" xmlns:w16cid="http://schemas.microsoft.com/office/word/2016/wordml/cid" xmlns:w16="http://schemas.microsoft.com/office/word/2018/wordml" xmlns:w16du="http://schemas.microsoft.com/office/word/2023/wordml/word16du" xmlns:w16sdtdh="http://schemas.microsoft.com/office/word/2020/wordml/sdtdatahash" xmlns:w16sdtfl="http://schemas.microsoft.com/office/word/2024/wordml/sdtformatlock" xmlns:w16se="http://schemas.microsoft.com/office/word/2015/wordml/symex" xmlns:wpg="http://schemas.microsoft.com/office/word/2010/wordprocessingGroup" xmlns:wpi="http://schemas.microsoft.com/office/word/2010/wordprocessingInk" xmlns:wne="http://schemas.microsoft.com/office/word/2006/wordml" xmlns:wps="http://schemas.microsoft.com/office/word/2010/wordprocessingShape" mc:Ignorable="w14 w15 w16se w16cid w16 w16cex w16sdtdh w16sdtfl w16du wp14">
+  <w:comment w:id="0" w:author="André-Paul Grenon" w:date="2025-12-03T12:14:00Z" w:initials="AG">
+    <w:p>
+      <w:pPr>
+        <w:pStyle w:val="CommentText"/>
+      </w:pPr>
+      <w:r>
+        <w:rPr>
+          <w:rStyle w:val="CommentReference"/>
+        </w:rPr>
+        <w:annotationRef/>
+      </w:r>
+      <w:r>
+        <w:t>This is a comment</w:t>
+      </w:r>
+    </w:p>
+  </w:comment>
+</w:comments>
+</file>
+
+<file path=word/commentsExtended.xml><?xml version="1.0" encoding="utf-8"?>
+<w15:commentsEx xmlns:wpc="http://schemas.microsoft.com/office/word/2010/wordprocessingCanvas" xmlns:cx="http://schemas.microsoft.com/office/drawing/2014/chartex" xmlns:cx1="http://schemas.microsoft.com/office/drawing/2015/9/8/chartex" xmlns:cx2="http://schemas.microsoft.com/office/drawing/2015/10/21/chartex" xmlns:cx3="http://schemas.microsoft.com/office/drawing/2016/5/9/chartex" xmlns:cx4="http://schemas.microsoft.com/office/drawing/2016/5/10/chartex" xmlns:cx5="http://schemas.microsoft.com/office/drawing/2016/5/11/chartex" xmlns:cx6="http://schemas.microsoft.com/office/drawing/2016/5/12/chartex" xmlns:cx7="http://schemas.microsoft.com/office/drawing/2016/5/13/chartex" xmlns:cx8="http://schemas.microsoft.com/office/drawing/2016/5/14/chartex" xmlns:mc="http://schemas.openxmlformats.org/markup-compatibility/2006" xmlns:aink="http://schemas.microsoft.com/office/drawing/2016/ink" xmlns:am3d="http://schemas.microsoft.com/office/drawing/2017/model3d" xmlns:o="urn:schemas-microsoft-com:office:office" xmlns:oel="http://schemas.microsoft.com/office/2019/extlst" xmlns:r="http://schemas.openxmlformats.org/officeDocument/2006/relationships" xmlns:m="http://schemas.openxmlformats.org/officeDocument/2006/math" xmlns:v="urn:schemas-microsoft-com:vml" xmlns:wp14="http://schemas.microsoft.com/office/word/2010/wordprocessingDrawing" xmlns:wp="http://schemas.openxmlformats.org/drawingml/2006/wordprocessingDrawing" xmlns:w10="urn:schemas-microsoft-com:office:word" xmlns:w="http://schemas.openxmlformats.org/wordprocessingml/2006/main" xmlns:w14="http://schemas.microsoft.com/office/word/2010/wordml" xmlns:w15="http://schemas.microsoft.com/office/word/2012/wordml" xmlns:w16cex="http://schemas.microsoft.com/office/word/2018/wordml/cex" xmlns:w16cid="http://schemas.microsoft.com/office/word/2016/wordml/cid" xmlns:w16="http://schemas.microsoft.com/office/word/2018/wordml" xmlns:w16du="http://schemas.microsoft.com/office/word/2023/wordml/word16du" xmlns:w16sdtdh="http://schemas.microsoft.com/office/word/2020/wordml/sdtdatahash" xmlns:w16sdtfl="http://schemas.microsoft.com/office/word/2024/wordml/sdtformatlock" xmlns:w16se="http://schemas.microsoft.com/office/word/2015/wordml/symex" xmlns:wpg="http://schemas.microsoft.com/office/word/2010/wordprocessingGroup" xmlns:wpi="http://schemas.microsoft.com/office/word/2010/wordprocessingInk" xmlns:wne="http://schemas.microsoft.com/office/word/2006/wordml" xmlns:wps="http://schemas.microsoft.com/office/word/2010/wordprocessingShape" mc:Ignorable="w14 w15 w16se w16cid w16 w16cex w16sdtdh w16sdtfl w16du wp14">
+  <w15:commentEx w15:paraId="7B026190" w15:done="0"/>
+</w15:commentsEx>
+</file>
+
+<file path=word/commentsExtensible.xml><?xml version="1.0" encoding="utf-8"?>
+<w16cex:commentsExtensible xmlns:wpc="http://schemas.microsoft.com/office/word/2010/wordprocessingCanvas" xmlns:cx="http://schemas.microsoft.com/office/drawing/2014/chartex" xmlns:cx1="http://schemas.microsoft.com/office/drawing/2015/9/8/chartex" xmlns:cx2="http://schemas.microsoft.com/office/drawing/2015/10/21/chartex" xmlns:cx3="http://schemas.microsoft.com/office/drawing/2016/5/9/chartex" xmlns:cx4="http://schemas.microsoft.com/office/drawing/2016/5/10/chartex" xmlns:cx5="http://schemas.microsoft.com/office/drawing/2016/5/11/chartex" xmlns:cx6="http://schemas.microsoft.com/office/drawing/2016/5/12/chartex" xmlns:cx7="http://schemas.microsoft.com/office/drawing/2016/5/13/chartex" xmlns:cx8="http://schemas.microsoft.com/office/drawing/2016/5/14/chartex" xmlns:cr="http://schemas.microsoft.com/office/comments/2020/reactions" xmlns:mc="http://schemas.openxmlformats.org/markup-compatibility/2006" xmlns:aink="http://schemas.microsoft.com/office/drawing/2016/ink" xmlns:am3d="http://schemas.microsoft.com/office/drawing/2017/model3d" xmlns:o="urn:schemas-microsoft-com:office:office" xmlns:oel="http://schemas.microsoft.com/office/2019/extlst" xmlns:r="http://schemas.openxmlformats.org/officeDocument/2006/relationships" xmlns:m="http://schemas.openxmlformats.org/officeDocument/2006/math" xmlns:v="urn:schemas-microsoft-com:vml" xmlns:wp14="http://schemas.microsoft.com/office/word/2010/wordprocessingDrawing" xmlns:wp="http://schemas.openxmlformats.org/drawingml/2006/wordprocessingDrawing" xmlns:w10="urn:schemas-microsoft-com:office:word" xmlns:w="http://schemas.openxmlformats.org/wordprocessingml/2006/main" xmlns:w14="http://schemas.microsoft.com/office/word/2010/wordml" xmlns:w15="http://schemas.microsoft.com/office/word/2012/wordml" xmlns:w16cex="http://schemas.microsoft.com/office/word/2018/wordml/cex" xmlns:w16cid="http://schemas.microsoft.com/office/word/2016/wordml/cid" xmlns:w16="http://schemas.microsoft.com/office/word/2018/wordml" xmlns:w16du="http://schemas.microsoft.com/office/word/2023/wordml/word16du" xmlns:w16sdtdh="http://schemas.microsoft.com/office/word/2020/wordml/sdtdatahash" xmlns:w16sdtfl="http://schemas.microsoft.com/office/word/2024/wordml/sdtformatlock" xmlns:w16se="http://schemas.microsoft.com/office/word/2015/wordml/symex" xmlns:wpg="http://schemas.microsoft.com/office/word/2010/wordprocessingGroup" xmlns:wpi="http://schemas.microsoft.com/office/word/2010/wordprocessingInk" xmlns:wne="http://schemas.microsoft.com/office/word/2006/wordml" xmlns:wps="http://schemas.microsoft.com/office/word/2010/wordprocessingShape" mc:Ignorable="w14 w15 w16se w16cid w16 w16cex w16sdtdh w16sdtfl cr w16du wp14">
+  <w16cex:commentExtensible w16cex:durableId="0B76D8FF" w16cex:dateUtc="2025-12-03T17:14:00Z"/>
+</w16cex:commentsExtensible>
+</file>
+
+<file path=word/commentsIds.xml><?xml version="1.0" encoding="utf-8"?>
+<w16cid:commentsIds xmlns:wpc="http://schemas.microsoft.com/office/word/2010/wordprocessingCanvas" xmlns:cx="http://schemas.microsoft.com/office/drawing/2014/chartex" xmlns:cx1="http://schemas.microsoft.com/office/drawing/2015/9/8/chartex" xmlns:cx2="http://schemas.microsoft.com/office/drawing/2015/10/21/chartex" xmlns:cx3="http://schemas.microsoft.com/office/drawing/2016/5/9/chartex" xmlns:cx4="http://schemas.microsoft.com/office/drawing/2016/5/10/chartex" xmlns:cx5="http://schemas.microsoft.com/office/drawing/2016/5/11/chartex" xmlns:cx6="http://schemas.microsoft.com/office/drawing/2016/5/12/chartex" xmlns:cx7="http://schemas.microsoft.com/office/drawing/2016/5/13/chartex" xmlns:cx8="http://schemas.microsoft.com/office/drawing/2016/5/14/chartex" xmlns:mc="http://schemas.openxmlformats.org/markup-compatibility/2006" xmlns:aink="http://schemas.microsoft.com/office/drawing/2016/ink" xmlns:am3d="http://schemas.microsoft.com/office/drawing/2017/model3d" xmlns:o="urn:schemas-microsoft-com:office:office" xmlns:oel="http://schemas.microsoft.com/office/2019/extlst" xmlns:r="http://schemas.openxmlformats.org/officeDocument/2006/relationships" xmlns:m="http://schemas.openxmlformats.org/officeDocument/2006/math" xmlns:v="urn:schemas-microsoft-com:vml" xmlns:wp14="http://schemas.microsoft.com/office/word/2010/wordprocessingDrawing" xmlns:wp="http://schemas.openxmlformats.org/drawingml/2006/wordprocessingDrawing" xmlns:w10="urn:schemas-microsoft-com:office:word" xmlns:w="http://schemas.openxmlformats.org/wordprocessingml/2006/main" xmlns:w14="http://schemas.microsoft.com/office/word/2010/wordml" xmlns:w15="http://schemas.microsoft.com/office/word/2012/wordml" xmlns:w16cex="http://schemas.microsoft.com/office/word/2018/wordml/cex" xmlns:w16cid="http://schemas.microsoft.com/office/word/2016/wordml/cid" xmlns:w16="http://schemas.microsoft.com/office/word/2018/wordml" xmlns:w16du="http://schemas.microsoft.com/office/word/2023/wordml/word16du" xmlns:w16sdtdh="http://schemas.microsoft.com/office/word/2020/wordml/sdtdatahash" xmlns:w16sdtfl="http://schemas.microsoft.com/office/word/2024/wordml/sdtformatlock" xmlns:w16se="http://schemas.microsoft.com/office/word/2015/wordml/symex" xmlns:wpg="http://schemas.microsoft.com/office/word/2010/wordprocessingGroup" xmlns:wpi="http://schemas.microsoft.com/office/word/2010/wordprocessingInk" xmlns:wne="http://schemas.microsoft.com/office/word/2006/wordml" xmlns:wps="http://schemas.microsoft.com/office/word/2010/wordprocessingShape" mc:Ignorable="w14 w15 w16se w16cid w16 w16cex w16sdtdh w16sdtfl w16du wp14">
+  <w16cid:commentId w16cid:paraId="7B026190" w16cid:durableId="0B76D8FF"/>
+</w16cid:commentsIds>
+</file>
+
 <file path=word/numbering.xml><?xml version="1.0" encoding="utf-8"?>
 <w:numbering xmlns:wpc="http://schemas.microsoft.com/office/word/2010/wordprocessingCanvas" xmlns:cx="http://schemas.microsoft.com/office/drawing/2014/chartex" xmlns:cx1="http://schemas.microsoft.com/office/drawing/2015/9/8/chartex" xmlns:cx2="http://schemas.microsoft.com/office/drawing/2015/10/21/chartex" xmlns:cx3="http://schemas.microsoft.com/office/drawing/2016/5/9/chartex" xmlns:cx4="http://schemas.microsoft.com/office/drawing/2016/5/10/chartex" xmlns:cx5="http://schemas.microsoft.com/office/drawing/2016/5/11/chartex" xmlns:cx6="http://schemas.microsoft.com/office/drawing/2016/5/12/chartex" xmlns:cx7="http://schemas.microsoft.com/office/drawing/2016/5/13/chartex" xmlns:cx8="http://schemas.microsoft.com/office/drawing/2016/5/14/chartex" xmlns:mc="http://schemas.openxmlformats.org/markup-compatibility/2006" xmlns:aink="http://schemas.microsoft.com/office/drawing/2016/ink" xmlns:am3d="http://schemas.microsoft.com/office/drawing/2017/model3d" xmlns:o="urn:schemas-microsoft-com:office:office" xmlns:r="http://schemas.openxmlformats.org/officeDocument/2006/relationships" xmlns:m="http://schemas.openxmlformats.org/officeDocument/2006/math" xmlns:v="urn:schemas-microsoft-com:vml" xmlns:wp14="http://schemas.microsoft.com/office/word/2010/wordprocessingDrawing" xmlns:wp="http://schemas.openxmlformats.org/drawingml/2006/wordprocessingDrawing" xmlns:w10="urn:schemas-microsoft-com:office:word" xmlns:w="http://schemas.openxmlformats.org/wordprocessingml/2006/main" xmlns:w14="http://schemas.microsoft.com/office/word/2010/wordml" xmlns:w15="http://schemas.microsoft.com/office/word/2012/wordml" xmlns:w16cex="http://schemas.microsoft.com/office/word/2018/wordml/cex" xmlns:w16cid="http://schemas.microsoft.com/office/word/2016/wordml/cid" xmlns:w16="http://schemas.microsoft.com/office/word/2018/wordml" xmlns:w16sdtdh="http://schemas.microsoft.com/office/word/2020/wordml/sdtdatahash" xmlns:w16se="http://schemas.microsoft.com/office/word/2015/wordml/symex" xmlns:wpg="http://schemas.microsoft.com/office/word/2010/wordprocessingGroup" xmlns:wpi="http://schemas.microsoft.com/office/word/2010/wordprocessingInk" xmlns:wne="http://schemas.microsoft.com/office/word/2006/wordml" xmlns:wps="http://schemas.microsoft.com/office/word/2010/wordprocessingShape" mc:Ignorable="w14 w15 w16se w16cid w16 w16cex w16sdtdh wp14">
   <w:abstractNum w:abstractNumId="0" w15:restartNumberingAfterBreak="0">
@@ -1137,6 +1184,14 @@
     <w:abstractNumId w:val="0"/>
   </w:num>
 </w:numbering>
+</file>
+
+<file path=word/people.xml><?xml version="1.0" encoding="utf-8"?>
+<w15:people xmlns:wpc="http://schemas.microsoft.com/office/word/2010/wordprocessingCanvas" xmlns:cx="http://schemas.microsoft.com/office/drawing/2014/chartex" xmlns:cx1="http://schemas.microsoft.com/office/drawing/2015/9/8/chartex" xmlns:cx2="http://schemas.microsoft.com/office/drawing/2015/10/21/chartex" xmlns:cx3="http://schemas.microsoft.com/office/drawing/2016/5/9/chartex" xmlns:cx4="http://schemas.microsoft.com/office/drawing/2016/5/10/chartex" xmlns:cx5="http://schemas.microsoft.com/office/drawing/2016/5/11/chartex" xmlns:cx6="http://schemas.microsoft.com/office/drawing/2016/5/12/chartex" xmlns:cx7="http://schemas.microsoft.com/office/drawing/2016/5/13/chartex" xmlns:cx8="http://schemas.microsoft.com/office/drawing/2016/5/14/chartex" xmlns:mc="http://schemas.openxmlformats.org/markup-compatibility/2006" xmlns:aink="http://schemas.microsoft.com/office/drawing/2016/ink" xmlns:am3d="http://schemas.microsoft.com/office/drawing/2017/model3d" xmlns:o="urn:schemas-microsoft-com:office:office" xmlns:oel="http://schemas.microsoft.com/office/2019/extlst" xmlns:r="http://schemas.openxmlformats.org/officeDocument/2006/relationships" xmlns:m="http://schemas.openxmlformats.org/officeDocument/2006/math" xmlns:v="urn:schemas-microsoft-com:vml" xmlns:wp14="http://schemas.microsoft.com/office/word/2010/wordprocessingDrawing" xmlns:wp="http://schemas.openxmlformats.org/drawingml/2006/wordprocessingDrawing" xmlns:w10="urn:schemas-microsoft-com:office:word" xmlns:w="http://schemas.openxmlformats.org/wordprocessingml/2006/main" xmlns:w14="http://schemas.microsoft.com/office/word/2010/wordml" xmlns:w15="http://schemas.microsoft.com/office/word/2012/wordml" xmlns:w16cex="http://schemas.microsoft.com/office/word/2018/wordml/cex" xmlns:w16cid="http://schemas.microsoft.com/office/word/2016/wordml/cid" xmlns:w16="http://schemas.microsoft.com/office/word/2018/wordml" xmlns:w16du="http://schemas.microsoft.com/office/word/2023/wordml/word16du" xmlns:w16sdtdh="http://schemas.microsoft.com/office/word/2020/wordml/sdtdatahash" xmlns:w16sdtfl="http://schemas.microsoft.com/office/word/2024/wordml/sdtformatlock" xmlns:w16se="http://schemas.microsoft.com/office/word/2015/wordml/symex" xmlns:wpg="http://schemas.microsoft.com/office/word/2010/wordprocessingGroup" xmlns:wpi="http://schemas.microsoft.com/office/word/2010/wordprocessingInk" xmlns:wne="http://schemas.microsoft.com/office/word/2006/wordml" xmlns:wps="http://schemas.microsoft.com/office/word/2010/wordprocessingShape" mc:Ignorable="w14 w15 w16se w16cid w16 w16cex w16sdtdh w16sdtfl w16du wp14">
+  <w15:person w15:author="André-Paul Grenon">
+    <w15:presenceInfo w15:providerId="AD" w15:userId="S::grenonap@xceed.com::336b0b56-1dc1-429b-a2ae-36ce082eca1f"/>
+  </w15:person>
+</w15:people>
 </file>
 
 <file path=word/styles.xml><?xml version="1.0" encoding="utf-8"?>
@@ -1595,6 +1650,72 @@
       <w:contextualSpacing/>
     </w:pPr>
   </w:style>
+  <w:style w:type="character" w:styleId="512449ef-ce69-4b25-a907-8c62a2644508">
+    <w:name w:val="annotation reference"/>
+    <w:basedOn w:val="DefaultParagraphFont"/>
+    <w:uiPriority w:val="99"/>
+    <w:semiHidden/>
+    <w:unhideWhenUsed/>
+    <w:rsid w:val="00B34A1C"/>
+    <w:rPr>
+      <w:sz w:val="16"/>
+      <w:szCs w:val="16"/>
+    </w:rPr>
+  </w:style>
+  <w:style w:type="paragraph" w:styleId="824ba8a1-adad-498d-862e-a8342377414f">
+    <w:name w:val="annotation text"/>
+    <w:basedOn w:val="Normal"/>
+    <w:link w:val="CommentTextChar"/>
+    <w:uiPriority w:val="99"/>
+    <w:unhideWhenUsed/>
+    <w:rsid w:val="00B34A1C"/>
+    <w:pPr>
+      <w:spacing w:line="240" w:lineRule="auto"/>
+    </w:pPr>
+    <w:rPr>
+      <w:sz w:val="20"/>
+      <w:szCs w:val="20"/>
+    </w:rPr>
+  </w:style>
+  <w:style w:type="character" w:customStyle="1" w:styleId="72ea9880-964b-482e-90a7-2791dceafa87">
+    <w:name w:val="Comment Text Char"/>
+    <w:basedOn w:val="DefaultParagraphFont"/>
+    <w:link w:val="824ba8a1-adad-498d-862e-a8342377414f"/>
+    <w:uiPriority w:val="99"/>
+    <w:rsid w:val="00B34A1C"/>
+    <w:rPr>
+      <w:sz w:val="20"/>
+      <w:szCs w:val="20"/>
+    </w:rPr>
+  </w:style>
+  <w:style w:type="paragraph" w:styleId="b87aa360-d405-4820-ad19-dba9676b1f8c">
+    <w:name w:val="annotation subject"/>
+    <w:basedOn w:val="824ba8a1-adad-498d-862e-a8342377414f"/>
+    <w:next w:val="824ba8a1-adad-498d-862e-a8342377414f"/>
+    <w:link w:val="CommentSubjectChar"/>
+    <w:uiPriority w:val="99"/>
+    <w:semiHidden/>
+    <w:unhideWhenUsed/>
+    <w:rsid w:val="00B34A1C"/>
+    <w:rPr>
+      <w:b/>
+      <w:bCs/>
+    </w:rPr>
+  </w:style>
+  <w:style w:type="character" w:customStyle="1" w:styleId="9bb66296-ee4f-43bb-8af9-100d8aaa012b">
+    <w:name w:val="Comment Subject Char"/>
+    <w:basedOn w:val="72ea9880-964b-482e-90a7-2791dceafa87"/>
+    <w:link w:val="b87aa360-d405-4820-ad19-dba9676b1f8c"/>
+    <w:uiPriority w:val="99"/>
+    <w:semiHidden/>
+    <w:rsid w:val="00B34A1C"/>
+    <w:rPr>
+      <w:b/>
+      <w:bCs/>
+      <w:sz w:val="20"/>
+      <w:szCs w:val="20"/>
+    </w:rPr>
+  </w:style>
 </w:styles>
 </file>
 
